--- a/resources/lessons/day-04-voice-tone-and-early-student-roles-student-handout.docx
+++ b/resources/lessons/day-04-voice-tone-and-early-student-roles-student-handout.docx
@@ -50,7 +50,7 @@
           <w:sz w:val="19"/>
           <w:szCs w:val="19"/>
         </w:rPr>
-        <w:t xml:space="preserve">40 minutes · Starts 7:45 · Students practice respectful tone and begin taking supported ownership of small culture roles.</w:t>
+        <w:t xml:space="preserve">40 minutes · Starts 8:00 · Students practice respectful tone and begin taking supported ownership of small culture roles.</w:t>
       </w:r>
     </w:p>
     <w:p>
